--- a/data/samples/样例教材_高中数学基础章节.docx
+++ b/data/samples/样例教材_高中数学基础章节.docx
@@ -25,7 +25,12 @@
     </w:p>
     <w:p>
       <w:r>
-        <w:t>集合的定义：某些指定的对象集在一起就成为一个集合，简称集。集合中的元素具有确定性、互异性、无序性。所谓确定性，就是给定一个集合，任何一个对象是不是这个集合的元素是确定的。例如“不超过20的非负整数”构成一个集合，而“身高很高的同学”“非常接近1的数”由于标准不明确，不能构成集合。</w:t>
+        <w:t>集合的定义：某些指定的对象集在一起就成为一个集合，简称集。集合中的元素具有确定性、互异性、无序性。所谓确定性，就是给定一个集合，任何一个对象是不是这个集合的元素是确定的。</w:t>
+      </w:r>
+    </w:p>
+    <w:p>
+      <w:r>
+        <w:t>例如“不超过20的非负整数”构成一个集合，而“身高很高的同学”“非常接近1的数”由于标准不明确，不能构成集合。</w:t>
       </w:r>
     </w:p>
     <w:p>
@@ -98,7 +103,12 @@
     </w:p>
     <w:p>
       <w:r>
-        <w:t>判断奇偶性时，首先要看函数的定义域是否关于原点对称。例如f(x)=x³是奇函数，f(x)=x²+1是偶函数，而f(x)=x（x∈[0,1]）由于定义域不关于原点对称，既不是奇函数也不是偶函数。</w:t>
+        <w:t>判断奇偶性时，首先要看函数的定义域是否关于原点对称。</w:t>
+      </w:r>
+    </w:p>
+    <w:p>
+      <w:r>
+        <w:t>例如f(x)=x³是奇函数，f(x)=x²+1是偶函数，而f(x)=x（x∈[0,1]）由于定义域不关于原点对称，既不是奇函数也不是偶函数。</w:t>
       </w:r>
     </w:p>
     <w:p>
@@ -136,7 +146,12 @@
     </w:p>
     <w:p>
       <w:r>
-        <w:t>对数的定义：一般地，如果aˣ=N（a&gt;0，且a≠1），那么数x叫做以a为底N的对数，记作x=log_a N，其中a叫做对数的底数，N叫做真数。例如log₂ 8=3，因为2³=8；log₃ 9=2，因为3²=9。</w:t>
+        <w:t>对数的定义：一般地，如果aˣ=N（a&gt;0，且a≠1），那么数x叫做以a为底N的对数，记作x=log_a N，其中a叫做对数的底数，N叫做真数。</w:t>
+      </w:r>
+    </w:p>
+    <w:p>
+      <w:r>
+        <w:t>例如log₂ 8=3，因为2³=8；log₃ 9=2，因为3²=9。</w:t>
       </w:r>
     </w:p>
     <w:p>
@@ -146,7 +161,12 @@
     </w:p>
     <w:p>
       <w:r>
-        <w:t>换底公式：log_a b=log_c b/log_c a（c&gt;0，且c≠1）。利用换底公式可以把不同底数的对数化为同底数的对数进行计算。例如log₄ 8=log₂ 8/log₂ 4=3/2。</w:t>
+        <w:t>换底公式：log_a b=log_c b/log_c a（c&gt;0，且c≠1）。利用换底公式可以把不同底数的对数化为同底数的对数进行计算。</w:t>
+      </w:r>
+    </w:p>
+    <w:p>
+      <w:r>
+        <w:t>例如log₄ 8=log₂ 8/log₂ 4=3/2。</w:t>
       </w:r>
     </w:p>
     <w:p>
@@ -212,7 +232,17 @@
     </w:p>
     <w:p>
       <w:r>
-        <w:t>等差数列的通项公式：aₙ=a₁+(n-1)d，其中a₁是首项，d是公差。例如数列1,4,7,10,…的公差d=3，通项公式为aₙ=1+(n-1)×3=3n-2，其第20项a₂₀=3×20-2=58。若a₁=2，d=5，则a₁₀=2+9×5=47。</w:t>
+        <w:t>等差数列的通项公式：aₙ=a₁+(n-1)d，其中a₁是首项，d是公差。</w:t>
+      </w:r>
+    </w:p>
+    <w:p>
+      <w:r>
+        <w:t>例如数列1,4,7,10,…的公差d=3，通项公式为aₙ=1+(n-1)×3=3n-2，其第20项a₂₀=3×20-2=58。</w:t>
+      </w:r>
+    </w:p>
+    <w:p>
+      <w:r>
+        <w:t>若a₁=2，d=5，则a₁₀=2+9×5=47。</w:t>
       </w:r>
     </w:p>
     <w:p>
@@ -227,7 +257,12 @@
     </w:p>
     <w:p>
       <w:r>
-        <w:t>等比数列的通项公式：aₙ=a₁·q^(n-1)。前n项和公式：当q≠1时，Sₙ=a₁(1-qⁿ)/(1-q)；当q=1时，Sₙ=n·a₁。例如数列2,6,18,…的公比q=3，前5项和S₅=2×(1-3⁵)/(1-3)=242。</w:t>
+        <w:t>等比数列的通项公式：aₙ=a₁·q^(n-1)。前n项和公式：当q≠1时，Sₙ=a₁(1-qⁿ)/(1-q)；当q=1时，Sₙ=n·a₁。</w:t>
+      </w:r>
+    </w:p>
+    <w:p>
+      <w:r>
+        <w:t>例如数列2,6,18,…的公比q=3，前5项和S₅=2×(1-3⁵)/(1-3)=242。</w:t>
       </w:r>
     </w:p>
     <w:p>
@@ -260,7 +295,12 @@
     </w:p>
     <w:p>
       <w:r>
-        <w:t>例如解不等式x²-5x+6&gt;0：对应方程x²-5x+6=0的根为x=2和x=3，抛物线开口向上，所以解集是{x|x&lt;2或x&gt;3}。再如解不等式x²≤9：化为x²-9≤0，即(x-3)(x+3)≤0，根为x=-3和x=3，所以解集是[-3,3]。</w:t>
+        <w:t>例如解不等式x²-5x+6&gt;0：对应方程x²-5x+6=0的根为x=2和x=3，抛物线开口向上，所以解集是{x|x&lt;2或x&gt;3}。</w:t>
+      </w:r>
+    </w:p>
+    <w:p>
+      <w:r>
+        <w:t>再如解不等式x²≤9：化为x²-9≤0，即(x-3)(x+3)≤0，根为x=-3和x=3，所以解集是[-3,3]。</w:t>
       </w:r>
     </w:p>
     <w:p>
@@ -275,7 +315,17 @@
     </w:p>
     <w:p>
       <w:r>
-        <w:t>由基本不等式可以得到两个常用结论：若两个正数的和为定值，则它们的积有最大值；若两个正数的积为定值，则它们的和有最小值。例如当x&gt;0时，x+4/x≥2√(x·4/x)=4，当且仅当x=4/x即x=2时取到最小值4；又如a&gt;0，b&gt;0且a+b=10，则ab≤(10/2)²=25，即ab的最大值是25。</w:t>
+        <w:t>由基本不等式可以得到两个常用结论：若两个正数的和为定值，则它们的积有最大值；若两个正数的积为定值，则它们的和有最小值。</w:t>
+      </w:r>
+    </w:p>
+    <w:p>
+      <w:r>
+        <w:t>例如当x&gt;0时，x+4/x≥2√(x·4/x)=4，当且仅当x=4/x即x=2时取到最小值4。</w:t>
+      </w:r>
+    </w:p>
+    <w:p>
+      <w:r>
+        <w:t>又如a&gt;0，b&gt;0且a+b=10，则ab≤(10/2)²=25，即ab的最大值是25。</w:t>
       </w:r>
     </w:p>
     <w:p>
@@ -313,7 +363,12 @@
     </w:p>
     <w:p>
       <w:r>
-        <w:t>两个重要结论：a·a=|a|²；当a与b垂直（即夹角为90°）时，cos 90°=0，所以a·b=0；反过来，若a·b=0且a、b都是非零向量，则a与b垂直。例如|a|=3，|b|=4，夹角为60°，则a·b=3×4×cos 60°=6。</w:t>
+        <w:t>两个重要结论：a·a=|a|²；当a与b垂直（即夹角为90°）时，cos 90°=0，所以a·b=0；反过来，若a·b=0且a、b都是非零向量，则a与b垂直。</w:t>
+      </w:r>
+    </w:p>
+    <w:p>
+      <w:r>
+        <w:t>例如|a|=3，|b|=4，夹角为60°，则a·b=3×4×cos 60°=6。</w:t>
       </w:r>
     </w:p>
     <w:p>
@@ -328,7 +383,12 @@
     </w:p>
     <w:p>
       <w:r>
-        <w:t>例如a=(1,2)，b=(3,-1)，则a·b=1×3+2×(-1)=1；a=(2,1)的模|a|=√(4+1)=√5；a=(1,1)与b=(1,-1)满足a·b=1×1+1×(-1)=0，所以这两个向量垂直。</w:t>
+        <w:t>例如a=(1,2)，b=(3,-1)，则a·b=1×3+2×(-1)=1；a=(2,1)的模|a|=√(4+1)=√5。</w:t>
+      </w:r>
+    </w:p>
+    <w:p>
+      <w:r>
+        <w:t>a=(1,1)与b=(1,-1)满足a·b=1×1+1×(-1)=0，所以这两个向量垂直。</w:t>
       </w:r>
     </w:p>
     <w:p>
@@ -346,7 +406,12 @@
     </w:p>
     <w:p>
       <w:r>
-        <w:t>常见的空间几何体有棱柱、棱锥、棱台、圆柱、圆锥、圆台和球。柱体（棱柱、圆柱）的体积公式是V=Sh，其中S为底面积，h为高。特别地，底面半径为r、高为h的圆柱，体积V=πr²h。例如底面半径为2、高为3的圆柱，体积为π×2²×3=12π。</w:t>
+        <w:t>常见的空间几何体有棱柱、棱锥、棱台、圆柱、圆锥、圆台和球。柱体（棱柱、圆柱）的体积公式是V=Sh，其中S为底面积，h为高。特别地，底面半径为r、高为h的圆柱，体积V=πr²h。</w:t>
+      </w:r>
+    </w:p>
+    <w:p>
+      <w:r>
+        <w:t>例如底面半径为2、高为3的圆柱，体积为π×2²×3=12π。</w:t>
       </w:r>
     </w:p>
     <w:p>
@@ -356,12 +421,22 @@
     </w:p>
     <w:p>
       <w:r>
-        <w:t>锥体（棱锥、圆锥）的体积公式是V=(1/3)Sh，其中S为底面积，h为高。例如底面积为6、高为4的棱锥，体积为(1/3)×6×4=8。</w:t>
+        <w:t>锥体（棱锥、圆锥）的体积公式是V=(1/3)Sh，其中S为底面积，h为高。</w:t>
       </w:r>
     </w:p>
     <w:p>
       <w:r>
-        <w:t>球的表面积S=4πR²，球的体积V=(4/3)πR³，其中R为球的半径。例如半径为3的球，表面积是4π×3²=36π，体积是(4/3)π×3³=36π。</w:t>
+        <w:t>例如底面积为6、高为4的棱锥，体积为(1/3)×6×4=8。</w:t>
+      </w:r>
+    </w:p>
+    <w:p>
+      <w:r>
+        <w:t>球的表面积S=4πR²，球的体积V=(4/3)πR³，其中R为球的半径。</w:t>
+      </w:r>
+    </w:p>
+    <w:p>
+      <w:r>
+        <w:t>例如半径为3的球，表面积是4π×3²=36π，体积是(4/3)π×3³=36π。</w:t>
       </w:r>
     </w:p>
     <w:p>
@@ -399,7 +474,17 @@
     </w:p>
     <w:p>
       <w:r>
-        <w:t>古典概型有两个特点：一是样本空间中样本点的个数只有有限个；二是每个样本点发生的可能性相等。古典概型的概率公式P(A)=m/n，其中n表示样本点的总数，m表示事件A包含的样本点个数。例如掷一枚均匀的骰子，出现偶数点包含2、4、6三个样本点，所以概率P=3/6=1/2；再如袋中有3个红球、2个白球共5个球，任取1个球，取到红球的概率是3/5。</w:t>
+        <w:t>古典概型有两个特点：一是样本空间中样本点的个数只有有限个；二是每个样本点发生的可能性相等。古典概型的概率公式P(A)=m/n，其中n表示样本点的总数，m表示事件A包含的样本点个数。</w:t>
+      </w:r>
+    </w:p>
+    <w:p>
+      <w:r>
+        <w:t>例如掷一枚均匀的骰子，出现偶数点包含2、4、6三个样本点，所以概率P=3/6=1/2。</w:t>
+      </w:r>
+    </w:p>
+    <w:p>
+      <w:r>
+        <w:t>再如袋中有3个红球、2个白球共5个球，任取1个球，取到红球的概率是3/5。</w:t>
       </w:r>
     </w:p>
     <w:p>
@@ -419,7 +504,17 @@
     </w:p>
     <w:p>
       <w:r>
-        <w:t>一组数据x₁,x₂,…,x_n的平均数x̄=(x₁+x₂+…+x_n)/n；方差s²=[(x₁-x̄)²+(x₂-x̄)²+…+(x_n-x̄)²]/n；标准差s=√(s²)。方差与标准差刻画数据的离散程度，数值越小说明数据越集中、越稳定。例如数据1,2,3,4,5的平均数是3，方差是2，标准差是√2；数据2,4,6,8,10的平均数是6，方差是8。</w:t>
+        <w:t>一组数据x₁,x₂,…,x_n的平均数x̄=(x₁+x₂+…+x_n)/n；方差s²=[(x₁-x̄)²+(x₂-x̄)²+…+(x_n-x̄)²]/n；标准差s=√(s²)。方差与标准差刻画数据的离散程度，数值越小说明数据越集中、越稳定。</w:t>
+      </w:r>
+    </w:p>
+    <w:p>
+      <w:r>
+        <w:t>例如数据1,2,3,4,5的平均数是3，方差是2，标准差是√2。</w:t>
+      </w:r>
+    </w:p>
+    <w:p>
+      <w:r>
+        <w:t>再如数据2,4,6,8,10的平均数是6，方差是8。</w:t>
       </w:r>
     </w:p>
     <w:p>
@@ -447,7 +542,12 @@
     </w:p>
     <w:p>
       <w:r>
-        <w:t>函数y=f(x)在x=x₀处的导数f'(x₀)刻画的是函数在该点处的瞬时变化率。导数的几何意义：曲线y=f(x)在点(x₀,f(x₀))处的切线的斜率等于f'(x₀)。例如函数f(x)=x³的导函数是f'(x)=3x²，所以曲线y=x³在x=1处的切线斜率等于f'(1)=3。</w:t>
+        <w:t>函数y=f(x)在x=x₀处的导数f'(x₀)刻画的是函数在该点处的瞬时变化率。导数的几何意义：曲线y=f(x)在点(x₀,f(x₀))处的切线的斜率等于f'(x₀)。</w:t>
+      </w:r>
+    </w:p>
+    <w:p>
+      <w:r>
+        <w:t>例如函数f(x)=x³的导函数是f'(x)=3x²，所以曲线y=x³在x=1处的切线斜率等于f'(1)=3。</w:t>
       </w:r>
     </w:p>
     <w:p>
